--- a/Forests/03_Field_Methods/datasheets/Tree-Survey-Datasheet.docx
+++ b/Forests/03_Field_Methods/datasheets/Tree-Survey-Datasheet.docx
@@ -365,6 +365,30 @@
               <w:t xml:space="preserve">Latitude:</w:t>
             </w:r>
           </w:p>
+          <w:p>
+            <w:pPr>
+              <w:spacing w:line="240" w:lineRule="auto"/>
+              <w:rPr/>
+            </w:pPr>
+            <w:r>
+              <w:rPr>
+                <w:rtl w:val="0"/>
+              </w:rPr>
+              <w:t xml:space="preserve">GNSS accuracy (m):</w:t>
+            </w:r>
+          </w:p>
+          <w:p>
+            <w:pPr>
+              <w:spacing w:line="240" w:lineRule="auto"/>
+              <w:rPr/>
+            </w:pPr>
+            <w:r>
+              <w:rPr>
+                <w:rtl w:val="0"/>
+              </w:rPr>
+              <w:t xml:space="preserve">Datum (e.g. WGS84):</w:t>
+            </w:r>
+          </w:p>
         </w:tc>
         <w:tc>
           <w:tcPr/>
@@ -731,7 +755,7 @@
               <w:rPr>
                 <w:rtl w:val="0"/>
               </w:rPr>
-              <w:t xml:space="preserve">Diameter at Breast Height (DBH, cm)</w:t>
+              <w:t xml:space="preserve">Diameter at Breast Height (DBH, cm) — circle one:  DBH / circumference</w:t>
             </w:r>
           </w:p>
         </w:tc>
